--- a/LAB3/11_DH_CNPM2-LAB3_1150080150_DangDuongNguyen.docx
+++ b/LAB3/11_DH_CNPM2-LAB3_1150080150_DangDuongNguyen.docx
@@ -7230,98 +7230,6 @@
         <w:jc w:val="center"/>
         <w:rPr>
           <w:rFonts w:cs="Times New Roman"/>
-          <w:b/>
-          <w:sz w:val="26"/>
-          <w:szCs w:val="26"/>
-          <w:lang w:val="vi-VN"/>
-        </w:rPr>
-      </w:pPr>
-      <w:r>
-        <w:rPr>
-          <w:rFonts w:cs="Times New Roman"/>
-          <w:b/>
-          <w:sz w:val="26"/>
-          <w:szCs w:val="26"/>
-        </w:rPr>
-        <w:t>[CHÈN ẢNH THỰC TẾ: Verify sau cleanup: không còn LAB3_Run_Demo, LAB3_Persistence_Demo, listener 8080; Defender vẫn bật]</w:t>
-      </w:r>
-      <w:r>
-        <w:rPr>
-          <w:rFonts w:cs="Times New Roman"/>
-          <w:b/>
-          <w:sz w:val="26"/>
-          <w:szCs w:val="26"/>
-        </w:rPr>
-        <w:br/>
-        <w:t xml:space="preserve">Tên </w:t>
-      </w:r>
-      <w:proofErr w:type="spellStart"/>
-      <w:r>
-        <w:rPr>
-          <w:rFonts w:cs="Times New Roman"/>
-          <w:b/>
-          <w:sz w:val="26"/>
-          <w:szCs w:val="26"/>
-        </w:rPr>
-        <w:t>tệp</w:t>
-      </w:r>
-      <w:proofErr w:type="spellEnd"/>
-      <w:r>
-        <w:rPr>
-          <w:rFonts w:cs="Times New Roman"/>
-          <w:b/>
-          <w:sz w:val="26"/>
-          <w:szCs w:val="26"/>
-        </w:rPr>
-        <w:t xml:space="preserve"> </w:t>
-      </w:r>
-      <w:proofErr w:type="spellStart"/>
-      <w:r>
-        <w:rPr>
-          <w:rFonts w:cs="Times New Roman"/>
-          <w:b/>
-          <w:sz w:val="26"/>
-          <w:szCs w:val="26"/>
-        </w:rPr>
-        <w:t>đề</w:t>
-      </w:r>
-      <w:proofErr w:type="spellEnd"/>
-      <w:r>
-        <w:rPr>
-          <w:rFonts w:cs="Times New Roman"/>
-          <w:b/>
-          <w:sz w:val="26"/>
-          <w:szCs w:val="26"/>
-        </w:rPr>
-        <w:t xml:space="preserve"> </w:t>
-      </w:r>
-      <w:proofErr w:type="spellStart"/>
-      <w:r>
-        <w:rPr>
-          <w:rFonts w:cs="Times New Roman"/>
-          <w:b/>
-          <w:sz w:val="26"/>
-          <w:szCs w:val="26"/>
-        </w:rPr>
-        <w:t>nghị</w:t>
-      </w:r>
-      <w:proofErr w:type="spellEnd"/>
-      <w:r>
-        <w:rPr>
-          <w:rFonts w:cs="Times New Roman"/>
-          <w:b/>
-          <w:sz w:val="26"/>
-          <w:szCs w:val="26"/>
-        </w:rPr>
-        <w:t>: H11_Recovery_Verification.png</w:t>
-      </w:r>
-    </w:p>
-    <w:p>
-      <w:pPr>
-        <w:spacing w:after="0" w:line="360" w:lineRule="auto"/>
-        <w:jc w:val="center"/>
-        <w:rPr>
-          <w:rFonts w:cs="Times New Roman"/>
           <w:sz w:val="26"/>
           <w:szCs w:val="26"/>
           <w:lang w:val="vi-VN"/>
@@ -8875,6 +8783,15 @@
               <w:t>CHƯA XÁC MINH</w:t>
             </w:r>
           </w:p>
+          <w:p>
+            <w:pPr>
+              <w:rPr>
+                <w:rFonts w:cs="Times New Roman"/>
+                <w:sz w:val="26"/>
+                <w:szCs w:val="26"/>
+              </w:rPr>
+            </w:pPr>
+          </w:p>
         </w:tc>
         <w:tc>
           <w:tcPr>
@@ -9204,12 +9121,6 @@
       <w:pStyle w:val="Footer"/>
       <w:jc w:val="center"/>
     </w:pPr>
-    <w:r>
-      <w:rPr>
-        <w:sz w:val="18"/>
-      </w:rPr>
-      <w:t>LAB 3 – Nhận diện và ứng phó các mối đe dọa đến an toàn thông tin</w:t>
-    </w:r>
   </w:p>
 </w:ftr>
 </file>
